--- a/public/downloads/minutes-meeting-20-08-2026-FULL-TRANSCRIPT.docx
+++ b/public/downloads/minutes-meeting-20-08-2026-FULL-TRANSCRIPT.docx
@@ -322,7 +322,31 @@
           <w:color w:val="8B2E2E"/>
           <w:sz w:val="26"/>
         </w:rPr>
-        <w:t>Page 1 of 2</w:t>
+        <w:t>BEFORE THE SOLE ARBITRATOR</w:t>
+      </w:r>
+    </w:p>
+    <w:p>
+      <w:r>
+        <w:rPr>
+          <w:rFonts w:ascii="Times New Roman" w:hAnsi="Times New Roman" w:eastAsia="Times New Roman"/>
+          <w:b/>
+          <w:i w:val="0"/>
+          <w:color w:val="8B2E2E"/>
+          <w:sz w:val="26"/>
+        </w:rPr>
+        <w:t>SR. ADV. NITIN N. N. P. SARDESSAI</w:t>
+      </w:r>
+    </w:p>
+    <w:p>
+      <w:r>
+        <w:rPr>
+          <w:rFonts w:ascii="Times New Roman" w:hAnsi="Times New Roman" w:eastAsia="Times New Roman"/>
+          <w:b/>
+          <w:i w:val="0"/>
+          <w:color w:val="8B2E2E"/>
+          <w:sz w:val="26"/>
+        </w:rPr>
+        <w:t>AT PANAJI – GOA</w:t>
       </w:r>
     </w:p>
     <w:p>
@@ -333,7 +357,31 @@
           <w:i w:val="0"/>
           <w:sz w:val="22"/>
         </w:rPr>
-        <w:t>BEFORE THE SOLE ARBITRATOR</w:t>
+        <w:t>VIKRAM SHAH …CLAIMANT VERSUS RIVA TRINDADE AND 3 ORS …RESPONDENTS</w:t>
+      </w:r>
+    </w:p>
+    <w:p>
+      <w:r>
+        <w:rPr>
+          <w:rFonts w:ascii="Times New Roman" w:hAnsi="Times New Roman" w:eastAsia="Times New Roman"/>
+          <w:b/>
+          <w:i w:val="0"/>
+          <w:color w:val="8B2E2E"/>
+          <w:sz w:val="26"/>
+        </w:rPr>
+        <w:t>&lt;u&gt;MINUTES OF PROCEEDINGS DATED 20&lt;sup&gt;th&lt;/sup&gt; AUGUST 2026 AT&lt;/u&gt;</w:t>
+      </w:r>
+    </w:p>
+    <w:p>
+      <w:r>
+        <w:rPr>
+          <w:rFonts w:ascii="Times New Roman" w:hAnsi="Times New Roman" w:eastAsia="Times New Roman"/>
+          <w:b/>
+          <w:i w:val="0"/>
+          <w:color w:val="8B2E2E"/>
+          <w:sz w:val="26"/>
+        </w:rPr>
+        <w:t>&lt;u&gt;05.30 PM&lt;/u&gt;</w:t>
       </w:r>
     </w:p>
     <w:p>
@@ -344,7 +392,7 @@
           <w:i w:val="0"/>
           <w:sz w:val="22"/>
         </w:rPr>
-        <w:t xml:space="preserve">             SR. ADV. NITIN N. N. P. SARDESSAI</w:t>
+        <w:t>1. Adv. Jatin Ramaiyya present for Respondent No. 1, 2 &amp; 3 via video conference. Advocates for the parties have expressed their in principle consent to an adjournment via email.</w:t>
       </w:r>
     </w:p>
     <w:p>
@@ -355,7 +403,7 @@
           <w:i w:val="0"/>
           <w:sz w:val="22"/>
         </w:rPr>
-        <w:t xml:space="preserve">                        AT PANAJI – GOA</w:t>
+        <w:t>2. As decided earlier, Respondent No. 1, 2 and 3 have paid as administrative fess ₹20,000/-towards the Tribunal secretarial expenses.</w:t>
       </w:r>
     </w:p>
     <w:p>
@@ -366,7 +414,7 @@
           <w:i w:val="0"/>
           <w:sz w:val="22"/>
         </w:rPr>
-        <w:t>VIKRAM SHAH                                      …CLAIMANT</w:t>
+        <w:t>3. In view of the above the matter is adjourned by consent to 11&lt;sup&gt;th&lt;/sup&gt; September 2026 at 05.30 PM for completion of pleadings. Parties are free to complete the pleadings and exchange the same before the next date of hearing.</w:t>
       </w:r>
     </w:p>
     <w:p>
@@ -377,7 +425,7 @@
           <w:i w:val="0"/>
           <w:sz w:val="22"/>
         </w:rPr>
-        <w:t xml:space="preserve">                                 VERSUS</w:t>
+        <w:t>4. Tribunal to assemble on the 11&lt;sup&gt;th&lt;/sup&gt; of September 2026 at 05.30 PM to decide the further date for arguments on Section 17 Applications.</w:t>
       </w:r>
     </w:p>
     <w:p>
@@ -388,142 +436,9 @@
           <w:i w:val="0"/>
           <w:sz w:val="22"/>
         </w:rPr>
-        <w:t>RIVA TRINDADE AND 3 ORS                          …RESPONDENTS</w:t>
+        <w:t>5. Stand Over to 11&lt;sup&gt;th&lt;/sup&gt; September 2026 at 5.30 PM.</w:t>
       </w:r>
     </w:p>
-    <w:p>
-      <w:r>
-        <w:rPr>
-          <w:rFonts w:ascii="Times New Roman" w:hAnsi="Times New Roman" w:eastAsia="Times New Roman"/>
-          <w:b w:val="0"/>
-          <w:i w:val="0"/>
-          <w:sz w:val="22"/>
-        </w:rPr>
-        <w:t xml:space="preserve"> MINUTES OF PROCEEDINGS DATED 20th AUGUST 2026 AT</w:t>
-      </w:r>
-    </w:p>
-    <w:p>
-      <w:r>
-        <w:rPr>
-          <w:rFonts w:ascii="Times New Roman" w:hAnsi="Times New Roman" w:eastAsia="Times New Roman"/>
-          <w:b w:val="0"/>
-          <w:i w:val="0"/>
-          <w:sz w:val="22"/>
-        </w:rPr>
-        <w:t xml:space="preserve">                             05.30 PM</w:t>
-      </w:r>
-    </w:p>
-    <w:p>
-      <w:r>
-        <w:rPr>
-          <w:rFonts w:ascii="Times New Roman" w:hAnsi="Times New Roman" w:eastAsia="Times New Roman"/>
-          <w:b w:val="0"/>
-          <w:i w:val="0"/>
-          <w:sz w:val="22"/>
-        </w:rPr>
-        <w:t>1.   Adv. Jatin Ramaiyya present for Respondent No. 1, 2 &amp; 3 via video</w:t>
-      </w:r>
-    </w:p>
-    <w:p>
-      <w:r>
-        <w:rPr>
-          <w:rFonts w:ascii="Times New Roman" w:hAnsi="Times New Roman" w:eastAsia="Times New Roman"/>
-          <w:b w:val="0"/>
-          <w:i w:val="0"/>
-          <w:sz w:val="22"/>
-        </w:rPr>
-        <w:t xml:space="preserve">     conference. Advocates for the parties have expressed their in</w:t>
-      </w:r>
-    </w:p>
-    <w:p>
-      <w:r>
-        <w:rPr>
-          <w:rFonts w:ascii="Times New Roman" w:hAnsi="Times New Roman" w:eastAsia="Times New Roman"/>
-          <w:b w:val="0"/>
-          <w:i w:val="0"/>
-          <w:sz w:val="22"/>
-        </w:rPr>
-        <w:t xml:space="preserve">     principle consent to an adjournment via email.</w:t>
-      </w:r>
-    </w:p>
-    <w:p>
-      <w:r>
-        <w:rPr>
-          <w:rFonts w:ascii="Times New Roman" w:hAnsi="Times New Roman" w:eastAsia="Times New Roman"/>
-          <w:b w:val="0"/>
-          <w:i w:val="0"/>
-          <w:sz w:val="22"/>
-        </w:rPr>
-        <w:t>2.   As decided earlier, Respondent No. 1, 2 and 3 have paid as</w:t>
-      </w:r>
-    </w:p>
-    <w:p>
-      <w:r>
-        <w:rPr>
-          <w:rFonts w:ascii="Times New Roman" w:hAnsi="Times New Roman" w:eastAsia="Times New Roman"/>
-          <w:b w:val="0"/>
-          <w:i w:val="0"/>
-          <w:sz w:val="22"/>
-        </w:rPr>
-        <w:t xml:space="preserve">     administrative fess ₹20,000/- towards the Tribunal secretarial</w:t>
-      </w:r>
-    </w:p>
-    <w:p>
-      <w:r>
-        <w:rPr>
-          <w:rFonts w:ascii="Times New Roman" w:hAnsi="Times New Roman" w:eastAsia="Times New Roman"/>
-          <w:b w:val="0"/>
-          <w:i w:val="0"/>
-          <w:sz w:val="22"/>
-        </w:rPr>
-        <w:t xml:space="preserve">     expenses.</w:t>
-      </w:r>
-    </w:p>
-    <w:p>
-      <w:r>
-        <w:rPr>
-          <w:rFonts w:ascii="Times New Roman" w:hAnsi="Times New Roman" w:eastAsia="Times New Roman"/>
-          <w:b w:val="0"/>
-          <w:i w:val="0"/>
-          <w:sz w:val="22"/>
-        </w:rPr>
-        <w:t>3.   In view of the above the matter is adjourned by consent to 11th</w:t>
-      </w:r>
-    </w:p>
-    <w:p>
-      <w:r>
-        <w:rPr>
-          <w:rFonts w:ascii="Times New Roman" w:hAnsi="Times New Roman" w:eastAsia="Times New Roman"/>
-          <w:b w:val="0"/>
-          <w:i w:val="0"/>
-          <w:sz w:val="22"/>
-        </w:rPr>
-        <w:t xml:space="preserve">     September 2026 at 05.30 PM for completion of pleadings. Parties</w:t>
-      </w:r>
-    </w:p>
-    <w:p>
-      <w:r>
-        <w:rPr>
-          <w:rFonts w:ascii="Times New Roman" w:hAnsi="Times New Roman" w:eastAsia="Times New Roman"/>
-          <w:b w:val="0"/>
-          <w:i w:val="0"/>
-          <w:sz w:val="22"/>
-        </w:rPr>
-        <w:t xml:space="preserve">     are free to complete the pleadings and exchange the same before</w:t>
-      </w:r>
-    </w:p>
-    <w:p>
-      <w:r>
-        <w:rPr>
-          <w:rFonts w:ascii="Times New Roman" w:hAnsi="Times New Roman" w:eastAsia="Times New Roman"/>
-          <w:b w:val="0"/>
-          <w:i w:val="0"/>
-          <w:sz w:val="22"/>
-        </w:rPr>
-        <w:t xml:space="preserve">     the next date of hearing.</w:t>
-      </w:r>
-    </w:p>
-    <w:p/>
     <w:p>
       <w:r>
         <w:rPr>
@@ -533,65 +448,9 @@
           <w:color w:val="8B2E2E"/>
           <w:sz w:val="26"/>
         </w:rPr>
-        <w:t>Page 2 of 2</w:t>
+        <w:t>Place: Panaji – Goa. Sr. Adv. Nitin N. N. P. Sardessai Date:20.08.2026 Sole Arbitrator</w:t>
       </w:r>
     </w:p>
-    <w:p>
-      <w:r>
-        <w:rPr>
-          <w:rFonts w:ascii="Times New Roman" w:hAnsi="Times New Roman" w:eastAsia="Times New Roman"/>
-          <w:b w:val="0"/>
-          <w:i w:val="0"/>
-          <w:sz w:val="22"/>
-        </w:rPr>
-        <w:t>4.   Tribunal to assemble on the 11th of September 2026 at 05.30 PM to</w:t>
-      </w:r>
-    </w:p>
-    <w:p>
-      <w:r>
-        <w:rPr>
-          <w:rFonts w:ascii="Times New Roman" w:hAnsi="Times New Roman" w:eastAsia="Times New Roman"/>
-          <w:b w:val="0"/>
-          <w:i w:val="0"/>
-          <w:sz w:val="22"/>
-        </w:rPr>
-        <w:t xml:space="preserve">     decide the further date for arguments on Section 17 Applications.</w:t>
-      </w:r>
-    </w:p>
-    <w:p>
-      <w:r>
-        <w:rPr>
-          <w:rFonts w:ascii="Times New Roman" w:hAnsi="Times New Roman" w:eastAsia="Times New Roman"/>
-          <w:b w:val="0"/>
-          <w:i w:val="0"/>
-          <w:sz w:val="22"/>
-        </w:rPr>
-        <w:t>5.   Stand Over to 11th September 2026 at 5.30 PM.</w:t>
-      </w:r>
-    </w:p>
-    <w:p>
-      <w:r>
-        <w:rPr>
-          <w:rFonts w:ascii="Times New Roman" w:hAnsi="Times New Roman" w:eastAsia="Times New Roman"/>
-          <w:b w:val="0"/>
-          <w:i w:val="0"/>
-          <w:sz w:val="22"/>
-        </w:rPr>
-        <w:t>Place: Panaji – Goa.             Sr. Adv. Nitin N. N. P. Sardessai</w:t>
-      </w:r>
-    </w:p>
-    <w:p>
-      <w:r>
-        <w:rPr>
-          <w:rFonts w:ascii="Times New Roman" w:hAnsi="Times New Roman" w:eastAsia="Times New Roman"/>
-          <w:b w:val="0"/>
-          <w:i w:val="0"/>
-          <w:sz w:val="22"/>
-        </w:rPr>
-        <w:t>Date:20.08.2026                            Sole Arbitrator</w:t>
-      </w:r>
-    </w:p>
-    <w:p/>
     <w:sectPr>
       <w:headerReference w:type="default" r:id="rId9"/>
       <w:footerReference w:type="default" r:id="rId10"/>
